--- a/The Dolphins' View of History/chapters/04 - Out of Africa - The Long Walk Across the World.docx
+++ b/The Dolphins' View of History/chapters/04 - Out of Africa - The Long Walk Across the World.docx
@@ -18,7 +18,7 @@
           <w:sz w:val="36"/>
           <w:szCs w:val="36"/>
         </w:rPr>
-        <w:t xml:space="preserve">Chapter 4: Out of Africa — The Long Walk Across the World</w:t>
+        <w:t xml:space="preserve">70,000 to 15,000 Years Ago: Out of Africa — The Long Walk Across the World</w:t>
       </w:r>
     </w:p>
     <w:p>

--- a/The Dolphins' View of History/chapters/04 - Out of Africa - The Long Walk Across the World.docx
+++ b/The Dolphins' View of History/chapters/04 - Out of Africa - The Long Walk Across the World.docx
@@ -34,15 +34,15 @@
         <w:spacing w:after="200"/>
       </w:pPr>
       <w:r>
-        <w:t xml:space="preserve">Several waves left. Earlier small dispersals leave faint genetic traces; the wave that gave rise to nearly everyone alive outside Africa today appears to have moved out roughly 60,000 to 70,000 years ago.</w:t>
-      </w:r>
-    </w:p>
-    <w:p>
-      <w:pPr>
-        <w:spacing w:after="200"/>
-      </w:pPr>
-      <w:r>
-        <w:t xml:space="preserve">They were not alone on the road. Neanderthals had lived across Europe and western Asia for hundreds of thousands of years already; the more recently identified Denisovans occupied at least parts of Asia. Homo sapiens met both, and quite possibly a few others: Homo floresiensis, a small-bodied human species discovered on the Indonesian island of Flores in 2003 and nicknamed the hobbit, was still living there when modern humans were passing through the region. The list of human species has been lengthening steadily since 2003, mostly because somebody keeps digging.</w:t>
+        <w:t xml:space="preserve">Several waves left. Earlier small dispersals left faint traces in the bones of the Levant and the genes of later people. The wave that gave rise to nearly everyone alive outside Africa today left, on the genetic evidence, somewhere between about 70,000 and 50,000 years ago. Geneticists and archaeologists still argue over where in that window it falls.</w:t>
+      </w:r>
+    </w:p>
+    <w:p>
+      <w:pPr>
+        <w:spacing w:after="200"/>
+      </w:pPr>
+      <w:r>
+        <w:t xml:space="preserve">They were not alone on the road. Neanderthals had lived across Europe and western Asia for hundreds of thousands of years already; the more recently identified Denisovans occupied at least parts of Asia. Homo sapiens met both, and quite possibly a few others: Homo floresiensis, a small-bodied human species discovered on the Indonesian island of Flores in 2003 and nicknamed the hobbit, may have overlapped with them; its latest bones date to about 60,000 years ago and its stone tools to about 50,000, close to when modern humans reached the region. The list of human species has been lengthening steadily since 2003, mostly because somebody keeps digging.</w:t>
       </w:r>
     </w:p>
     <w:p>
@@ -74,15 +74,15 @@
         <w:spacing w:after="200"/>
       </w:pPr>
       <w:r>
-        <w:t xml:space="preserve">Humans call the disappearance of the other human species a success. The dolphins, who have watched a fair number of species replaced by a more energetic cousin, call it the first sign of trouble.</w:t>
-      </w:r>
-    </w:p>
-    <w:p>
-      <w:pPr>
-        <w:spacing w:after="200"/>
-      </w:pPr>
-      <w:r>
-        <w:t xml:space="preserve">The most striking crossing, to a dolphin, was the one across open water. Reaching Australia required a sea voyage of at least tens of kilometers even at the lowest ice-age sea levels, deliberate enough that it could not have been an accident, and it had happened by around 65,000 years ago (the exact date debated, always by a few thousand years, never by an ocean).</w:t>
+        <w:t xml:space="preserve">Whether modern humans caused those disappearances, by competition, by violence, by disease, or simply by absorbing the last small populations into their own, is not settled, and the answer may differ from valley to valley. Humans have tended to call the outcome a success. The dolphins, who have watched a fair number of species replaced by a more energetic cousin, call it the first sign of trouble.</w:t>
+      </w:r>
+    </w:p>
+    <w:p>
+      <w:pPr>
+        <w:spacing w:after="200"/>
+      </w:pPr>
+      <w:r>
+        <w:t xml:space="preserve">The most striking crossing, to a dolphin, was the one across open water. Reaching Australia required a sea voyage of at least tens of kilometers even at the lowest ice-age sea levels, deliberate enough that it could not have been an accident. It had happened by about 50,000 years ago at the latest. Excavators at one rock shelter in northern Australia argue for 65,000; critics doubt that the oldest artifacts there are as old as the sand around them. The disagreement is worth fifteen thousand years. It has never been about the ocean.</w:t>
       </w:r>
     </w:p>
     <w:p>
@@ -94,6 +94,18 @@
           <w:i/>
           <w:iCs/>
         </w:rPr>
+        <w:t xml:space="preserve">The Society has its own version of this argument. Its Early Arrival school and its Late Arrival school have been debating the date since before the excavators were born, and the minutes record that at the last session both schools agreed on only one point: that the boats were good.</w:t>
+      </w:r>
+    </w:p>
+    <w:p>
+      <w:pPr>
+        <w:spacing w:after="200"/>
+      </w:pPr>
+      <w:r>
+        <w:rPr>
+          <w:i/>
+          <w:iCs/>
+        </w:rPr>
         <w:t xml:space="preserve">“This is the first time,” one senior dolphin scholar added, “that we had reason to look up.”</w:t>
       </w:r>
     </w:p>
@@ -102,7 +114,7 @@
         <w:spacing w:after="200"/>
       </w:pPr>
       <w:r>
-        <w:t xml:space="preserve">Humans reached the Americas by at least 15,000 years ago, likely earlier by a contested margin, by way of the Beringia land bridge exposed by lower ice-age sea levels, then down an ice-free corridor or along a coastal route — historians argue about which; dolphins decline to referee that one either.</w:t>
+        <w:t xml:space="preserve">Humans were in the Americas by about 15,000 years ago at the latest, having crossed Beringia, the land bridge exposed by lower ice-age sea levels, and then moved south, down an ice-free corridor or along the coast, a choice historians still argue about. Human footprints at White Sands, New Mexico, dated to between about 23,000 and 21,000 years ago, would push the arrival back much further. The dates have survived several rounds of retesting without yet convincing every critic, and the dolphins decline to referee that one either.</w:t>
       </w:r>
     </w:p>
     <w:p>
@@ -118,7 +130,7 @@
         <w:spacing w:after="200"/>
       </w:pPr>
       <w:r>
-        <w:t xml:space="preserve">No other land mammal had ever done this, and no ocean-going mammal had needed to; dolphins had held the whole map for ages, they had simply never needed to plant a flag on any of it.</w:t>
+        <w:t xml:space="preserve">No other primate had ever done this, and no ocean-going mammal had needed to; dolphins had held the whole map for ages, they had simply never needed to plant a flag on any of it.</w:t>
       </w:r>
     </w:p>
     <w:p>

--- a/The Dolphins' View of History/chapters/04 - Out of Africa - The Long Walk Across the World.docx
+++ b/The Dolphins' View of History/chapters/04 - Out of Africa - The Long Walk Across the World.docx
@@ -9,6 +9,7 @@
         <w:jc w:val="center"/>
         <w:outlineLvl w:val="0"/>
       </w:pPr>
+      <w:bookmarkStart w:name="_Chapter006" w:id="1"/>
       <w:r>
         <w:rPr>
           <w:rFonts w:ascii="Amazon Ember" w:cs="Amazon Ember" w:eastAsia="Amazon Ember" w:hAnsi="Amazon Ember"/>
@@ -20,6 +21,7 @@
         </w:rPr>
         <w:t xml:space="preserve">70,000 to 15,000 Years Ago: Out of Africa — The Long Walk Across the World</w:t>
       </w:r>
+      <w:bookmarkEnd w:id="1"/>
     </w:p>
     <w:p>
       <w:pPr>
@@ -58,7 +60,7 @@
         <w:spacing w:after="200"/>
       </w:pPr>
       <w:r>
-        <w:t xml:space="preserve">The Denisovans are a strange case even by this chapter's standards: as a population, they were identified in 2010 not from a skeleton but from a single fragment of a finger bone, found in Denisova Cave in Siberia, whose DNA belonged to no known human species. A handful of further scraps, including part of a jaw recovered from the Tibetan Plateau and identified only by its proteins, are most of what humans have to show for an entire branch of their own family. Dolphin historians find this the most impressive piece of detective work in the whole book: an entire lost population, reconstructed almost entirely from genetic residue.</w:t>
+        <w:t xml:space="preserve">The Denisovans are a strange case even by this chapter’s standards: as a population, they were identified in 2010 not from a skeleton but from a single fragment of a finger bone, found in Denisova Cave in Siberia, whose DNA belonged to no known human species. A handful of further scraps, including part of a jaw recovered from the Tibetan Plateau and identified only by its proteins, are most of what humans have to show for an entire branch of their own family. Dolphin historians find this the most impressive piece of detective work in the whole book: an entire lost population, reconstructed almost entirely from genetic residue.</w:t>
       </w:r>
     </w:p>
     <w:p>
@@ -122,7 +124,7 @@
         <w:spacing w:after="200"/>
       </w:pPr>
       <w:r>
-        <w:t xml:space="preserve">Within a stretch of time that is a blink by the dolphins' calendar — well under a hundred thousand years — one primate species had walked, rafted, or paddled onto every livable continent on Earth except Antarctica.</w:t>
+        <w:t xml:space="preserve">Within a stretch of time that is a blink by the dolphins’ calendar — well under a hundred thousand years — one primate species had walked, rafted, or paddled onto every livable continent on Earth except Antarctica.</w:t>
       </w:r>
     </w:p>
     <w:p>
@@ -174,7 +176,7 @@
           <w:i/>
           <w:iCs/>
         </w:rPr>
-        <w:t xml:space="preserve">Every other successful animal in this book's timeline stayed inside the range its body and food supply allowed. Humans declined anyway. A species that had barely finished inventing fire crossed a strait it could not swim and a steppe it could not graze, on the strength of tools, boats, and each other. The dolphins had known the whole map for tens of millions of years by then. This was the first time anything else did too.</w:t>
+        <w:t xml:space="preserve">Every other successful animal in this book’s timeline stayed inside the range its body and food supply allowed. Humans declined anyway. A species that had barely finished inventing fire crossed a strait it could not swim and a steppe it could not graze, on the strength of tools, boats, and each other. The dolphins had known the whole map for tens of millions of years by then. This was the first time anything else did too.</w:t>
       </w:r>
     </w:p>
     <w:sectPr>

--- a/The Dolphins' View of History/chapters/04 - Out of Africa - The Long Walk Across the World.docx
+++ b/The Dolphins' View of History/chapters/04 - Out of Africa - The Long Walk Across the World.docx
@@ -60,7 +60,7 @@
         <w:spacing w:after="200"/>
       </w:pPr>
       <w:r>
-        <w:t xml:space="preserve">The Denisovans are a strange case even by this chapter’s standards: as a population, they were identified in 2010 not from a skeleton but from a single fragment of a finger bone, found in Denisova Cave in Siberia, whose DNA belonged to no known human species. A handful of further scraps, including part of a jaw recovered from the Tibetan Plateau and identified only by its proteins, are most of what humans have to show for an entire branch of their own family. Dolphin historians find this the most impressive piece of detective work in the whole book: an entire lost population, reconstructed almost entirely from genetic residue.</w:t>
+        <w:t xml:space="preserve">The Denisovans are a strange case even by this chapter’s standards: as a population, they were identified in 2010 not from a skeleton but from a single fragment of a finger bone, found in Denisova Cave in Siberia, whose DNA belonged to no known human species. A handful of further scraps, including part of a jaw recovered from the Tibetan Plateau and identified only by its proteins, are most of what humans have to show for an entire branch of their own family. It is the most impressive piece of detective work in the whole book: an entire lost population, reconstructed almost entirely from genetic residue.</w:t>
       </w:r>
     </w:p>
     <w:p>

--- a/The Dolphins' View of History/chapters/04 - Out of Africa - The Long Walk Across the World.docx
+++ b/The Dolphins' View of History/chapters/04 - Out of Africa - The Long Walk Across the World.docx
@@ -5,6 +5,7 @@
     <w:p>
       <w:pPr>
         <w:pStyle w:val="Heading1"/>
+        <w:pageBreakBefore/>
         <w:spacing w:after="300"/>
         <w:jc w:val="center"/>
         <w:outlineLvl w:val="0"/>
@@ -15,9 +16,9 @@
           <w:rFonts w:ascii="Amazon Ember" w:cs="Amazon Ember" w:eastAsia="Amazon Ember" w:hAnsi="Amazon Ember"/>
           <w:b/>
           <w:bCs/>
-          <w:color w:val="0000FF"/>
-          <w:sz w:val="36"/>
-          <w:szCs w:val="36"/>
+          <w:color w:val="1F4E79"/>
+          <w:sz w:val="32"/>
+          <w:szCs w:val="32"/>
         </w:rPr>
         <w:t xml:space="preserve">70,000 to 15,000 Years Ago: Out of Africa — The Long Walk Across the World</w:t>
       </w:r>
@@ -180,7 +181,7 @@
       </w:r>
     </w:p>
     <w:sectPr>
-      <w:pgSz w:w="12240" w:h="15840" w:orient="portrait"/>
+      <w:pgSz w:w="8640" w:h="12960" w:orient="portrait"/>
       <w:pgMar w:top="1440" w:right="1440" w:bottom="1440" w:left="1440" w:header="708" w:footer="708" w:gutter="0"/>
       <w:pgNumType/>
       <w:docGrid w:linePitch="360"/>
